--- a/submission_package/06_Declaration_of_Competing_Interests.docx
+++ b/submission_package/06_Declaration_of_Competing_Interests.docx
@@ -70,7 +70,7 @@
           <w:rFonts w:ascii="Times New Roman" w:hAnsi="Times New Roman"/>
           <w:sz w:val="23"/>
         </w:rPr>
-        <w:t>Dipesh Gurung, Binod Bhattarai, Dr. R N Thakur</w:t>
+        <w:t>Dipesh Gurung, Binod Bhattarai, Prof. Dr. R.N. Thakur</w:t>
       </w:r>
     </w:p>
     <w:p>
@@ -159,13 +159,13 @@
         <w:t>Signed on behalf of all authors:</w:t>
         <w:br/>
         <w:br/>
-        <w:t>Dipesh Gurung (Corresponding Author)</w:t>
+        <w:t>Dipesh Gurung, M.Sc. (Corresponding Author)</w:t>
         <w:br/>
-        <w:t>Assistant Professor, Department of Information Technology</w:t>
+        <w:t>Research Associate, Research Department</w:t>
         <w:br/>
-        <w:t>Lord Buddha Education Foundation, Kathmandu 44600, Nepal</w:t>
+        <w:t>Lord Buddha Education Foundation (LBEF Campus), Kathmandu 44600, Nepal</w:t>
         <w:br/>
-        <w:t>Email: dipesh.gurung@lbef.edu.np</w:t>
+        <w:t>Email: dipesh.gurung@lbef.edu.np (Primary) / dips.grg7@gmail.com</w:t>
         <w:br/>
         <w:t>Date: September 26, 2026</w:t>
       </w:r>
